--- a/docs/Проектирование/11_UX_UI_и_навигация.docx
+++ b/docs/Проектирование/11_UX_UI_и_навигация.docx
@@ -530,7 +530,7 @@
           <w:p>
             <w:r/>
             <w:r>
-              <w:t>Справочники и настройки</w:t>
+              <w:t>Справочники</w:t>
             </w:r>
           </w:p>
         </w:tc>
@@ -541,7 +541,55 @@
           <w:p>
             <w:r/>
             <w:r>
-              <w:t>Справочники, параметры системы, ретенция</w:t>
+              <w:t>Перечень услуг и другие справочники (для метрик и модерации)</w:t>
+            </w:r>
+          </w:p>
+        </w:tc>
+      </w:tr>
+      <w:tr>
+        <w:tc>
+          <w:tcPr>
+            <w:tcW w:type="dxa" w:w="2551"/>
+          </w:tcPr>
+          <w:p>
+            <w:r/>
+            <w:r>
+              <w:t>Служебные документы</w:t>
+            </w:r>
+          </w:p>
+        </w:tc>
+        <w:tc>
+          <w:tcPr>
+            <w:tcW w:type="dxa" w:w="6803"/>
+          </w:tcPr>
+          <w:p>
+            <w:r/>
+            <w:r>
+              <w:t>Загрузка справочных/нормативных документов, полезных при модерации</w:t>
+            </w:r>
+          </w:p>
+        </w:tc>
+      </w:tr>
+      <w:tr>
+        <w:tc>
+          <w:tcPr>
+            <w:tcW w:type="dxa" w:w="2551"/>
+          </w:tcPr>
+          <w:p>
+            <w:r/>
+            <w:r>
+              <w:t>Настройки</w:t>
+            </w:r>
+          </w:p>
+        </w:tc>
+        <w:tc>
+          <w:tcPr>
+            <w:tcW w:type="dxa" w:w="6803"/>
+          </w:tcPr>
+          <w:p>
+            <w:r/>
+            <w:r>
+              <w:t>Параметры системы, ретенция</w:t>
             </w:r>
           </w:p>
         </w:tc>

--- a/docs/Проектирование/11_UX_UI_и_навигация.docx
+++ b/docs/Проектирование/11_UX_UI_и_навигация.docx
@@ -29,7 +29,7 @@
           <w:color w:val="6B7280"/>
           <w:sz w:val="18"/>
         </w:rPr>
-        <w:t>Проект «Dashbord» · универсальная BI-платформа · черновик 2026-07-11</w:t>
+        <w:t>Проект «Dashboard» (ГБУ «МФЦ ДНР») · универсальная BI-платформа · черновик 2026-07-11</w:t>
       </w:r>
     </w:p>
     <w:p/>
